--- a/Sistemas BD/UD 4/SBGD_4_5Ejercicios.docx
+++ b/Sistemas BD/UD 4/SBGD_4_5Ejercicios.docx
@@ -556,17 +556,99 @@
     <w:p>
       <w:pPr>
         <w:pStyle w:val="Normal"/>
-        <w:ind w:right="-24"/>
-        <w:rPr>
-          <w:color w:themeColor="text1" w:val="000000"/>
-          <w:lang w:val="en-US"/>
-        </w:rPr>
-      </w:pPr>
-      <w:r>
-        <w:rPr>
-          <w:color w:themeColor="text1" w:val="000000"/>
-          <w:lang w:val="en-US"/>
-        </w:rPr>
+        <w:rPr>
+          <w:rStyle w:val="SubtleReference"/>
+          <w:b w:val="false"/>
+          <w:bCs w:val="false"/>
+          <w:color w:val="auto"/>
+          <w:lang w:val="en-US"/>
+        </w:rPr>
+      </w:pPr>
+      <w:r>
+        <w:rPr>
+          <w:b w:val="false"/>
+          <w:bCs w:val="false"/>
+          <w:color w:val="auto"/>
+          <w:lang w:val="en-US"/>
+        </w:rPr>
+      </w:r>
+    </w:p>
+    <w:p>
+      <w:pPr>
+        <w:pStyle w:val="Normal"/>
+        <w:rPr>
+          <w:rStyle w:val="SubtleReference"/>
+          <w:b w:val="false"/>
+          <w:bCs w:val="false"/>
+          <w:color w:val="auto"/>
+          <w:lang w:val="en-US"/>
+        </w:rPr>
+      </w:pPr>
+      <w:r>
+        <w:rPr>
+          <w:b w:val="false"/>
+          <w:bCs w:val="false"/>
+          <w:color w:val="auto"/>
+          <w:lang w:val="en-US"/>
+        </w:rPr>
+      </w:r>
+    </w:p>
+    <w:p>
+      <w:pPr>
+        <w:pStyle w:val="Normal"/>
+        <w:rPr>
+          <w:rStyle w:val="SubtleReference"/>
+          <w:b w:val="false"/>
+          <w:bCs w:val="false"/>
+          <w:color w:val="auto"/>
+          <w:lang w:val="en-US"/>
+        </w:rPr>
+      </w:pPr>
+      <w:r>
+        <w:rPr>
+          <w:rStyle w:val="SubtleReference"/>
+          <w:b w:val="false"/>
+          <w:bCs w:val="false"/>
+          <w:color w:themeColor="accent1" w:val="auto"/>
+          <w:lang w:val="en-US"/>
+        </w:rPr>
+        <w:drawing>
+          <wp:inline distT="0" distB="0" distL="0" distR="0">
+            <wp:extent cx="6645910" cy="1602740"/>
+            <wp:effectExtent l="0" t="0" r="0" b="0"/>
+            <wp:docPr id="4" name="Imagen7" descr=""/>
+            <wp:cNvGraphicFramePr>
+              <a:graphicFrameLocks xmlns:a="http://schemas.openxmlformats.org/drawingml/2006/main" noChangeAspect="1"/>
+            </wp:cNvGraphicFramePr>
+            <a:graphic xmlns:a="http://schemas.openxmlformats.org/drawingml/2006/main">
+              <a:graphicData uri="http://schemas.openxmlformats.org/drawingml/2006/picture">
+                <pic:pic xmlns:pic="http://schemas.openxmlformats.org/drawingml/2006/picture">
+                  <pic:nvPicPr>
+                    <pic:cNvPr id="4" name="Imagen7" descr=""/>
+                    <pic:cNvPicPr>
+                      <a:picLocks noChangeAspect="1" noChangeArrowheads="1"/>
+                    </pic:cNvPicPr>
+                  </pic:nvPicPr>
+                  <pic:blipFill>
+                    <a:blip r:embed="rId5"/>
+                    <a:stretch>
+                      <a:fillRect/>
+                    </a:stretch>
+                  </pic:blipFill>
+                  <pic:spPr bwMode="auto">
+                    <a:xfrm>
+                      <a:off x="0" y="0"/>
+                      <a:ext cx="6645910" cy="1602740"/>
+                    </a:xfrm>
+                    <a:prstGeom prst="rect">
+                      <a:avLst/>
+                    </a:prstGeom>
+                  </pic:spPr>
+                </pic:pic>
+              </a:graphicData>
+            </a:graphic>
+          </wp:inline>
+        </w:drawing>
       </w:r>
     </w:p>
     <w:p>
@@ -587,6 +669,22 @@
     </w:p>
     <w:p>
       <w:pPr>
+        <w:pStyle w:val="Normal"/>
+        <w:ind w:right="-24"/>
+        <w:rPr>
+          <w:color w:themeColor="text1" w:val="000000"/>
+          <w:lang w:val="en-US"/>
+        </w:rPr>
+      </w:pPr>
+      <w:r>
+        <w:rPr>
+          <w:color w:themeColor="text1" w:val="000000"/>
+          <w:lang w:val="en-US"/>
+        </w:rPr>
+      </w:r>
+    </w:p>
+    <w:p>
+      <w:pPr>
         <w:pStyle w:val="Heading3"/>
         <w:rPr/>
       </w:pPr>
@@ -609,7 +707,7 @@
         </w:rPr>
         <w:t xml:space="preserve">El archivo </w:t>
       </w:r>
-      <w:hyperlink r:id="rId5">
+      <w:hyperlink r:id="rId6">
         <w:r>
           <w:rPr>
             <w:rStyle w:val="ListLabel1"/>
@@ -807,7 +905,7 @@
           <wp:inline distT="0" distB="0" distL="0" distR="0">
             <wp:extent cx="6661150" cy="3427730"/>
             <wp:effectExtent l="0" t="0" r="0" b="0"/>
-            <wp:docPr id="4" name="Imagen4" descr=""/>
+            <wp:docPr id="5" name="Imagen4" descr=""/>
             <wp:cNvGraphicFramePr>
               <a:graphicFrameLocks xmlns:a="http://schemas.openxmlformats.org/drawingml/2006/main" noChangeAspect="1"/>
             </wp:cNvGraphicFramePr>
@@ -815,13 +913,13 @@
               <a:graphicData uri="http://schemas.openxmlformats.org/drawingml/2006/picture">
                 <pic:pic xmlns:pic="http://schemas.openxmlformats.org/drawingml/2006/picture">
                   <pic:nvPicPr>
-                    <pic:cNvPr id="4" name="Imagen4" descr=""/>
+                    <pic:cNvPr id="5" name="Imagen4" descr=""/>
                     <pic:cNvPicPr>
                       <a:picLocks noChangeAspect="1" noChangeArrowheads="1"/>
                     </pic:cNvPicPr>
                   </pic:nvPicPr>
                   <pic:blipFill>
-                    <a:blip r:embed="rId6"/>
+                    <a:blip r:embed="rId7"/>
                     <a:stretch>
                       <a:fillRect/>
                     </a:stretch>
@@ -852,31 +950,7 @@
       </w:pPr>
       <w:r>
         <w:rPr>
-          <w:color w:themeColor="text1" w:val="000000"/>
-        </w:rPr>
-      </w:r>
-    </w:p>
-    <w:p>
-      <w:pPr>
-        <w:pStyle w:val="BodyText"/>
-        <w:tabs>
-          <w:tab w:val="clear" w:pos="708"/>
-          <w:tab w:val="left" w:pos="6849" w:leader="none"/>
-        </w:tabs>
-        <w:ind w:right="-24"/>
-        <w:rPr>
-          <w:rFonts w:ascii="Calibri" w:hAnsi="Calibri" w:cs="Calibri" w:asciiTheme="minorHAnsi" w:cstheme="minorHAnsi" w:hAnsiTheme="minorHAnsi"/>
-          <w:i/>
-          <w:i/>
-          <w:iCs/>
-          <w:color w:themeColor="accent1" w:val="92278F"/>
-          <w:sz w:val="24"/>
-          <w:szCs w:val="24"/>
-        </w:rPr>
-      </w:pPr>
-      <w:r>
-        <w:rPr>
-          <w:rFonts w:cs="Calibri" w:cstheme="minorHAnsi" w:ascii="Calibri" w:hAnsi="Calibri"/>
+          <w:rFonts w:cs="Calibri" w:cstheme="minorHAnsi"/>
           <w:i/>
           <w:iCs/>
           <w:color w:themeColor="accent1" w:val="92278F"/>
@@ -931,7 +1005,9 @@
         </w:rPr>
       </w:pPr>
       <w:r>
-        <w:rPr/>
+        <w:rPr>
+          <w:rFonts w:cs="Calibri" w:cstheme="minorHAnsi"/>
+        </w:rPr>
       </w:r>
     </w:p>
     <w:p>
@@ -992,31 +1068,11 @@
       </w:pPr>
       <w:r>
         <w:rPr/>
-      </w:r>
-    </w:p>
-    <w:p>
-      <w:pPr>
-        <w:pStyle w:val="ListParagraph"/>
-        <w:tabs>
-          <w:tab w:val="clear" w:pos="708"/>
-          <w:tab w:val="left" w:pos="502" w:leader="none"/>
-        </w:tabs>
-        <w:spacing w:before="0" w:after="0"/>
-        <w:ind w:left="0" w:right="-30"/>
-        <w:contextualSpacing w:val="false"/>
-        <w:rPr>
-          <w:rFonts w:cs="Calibri" w:cstheme="minorHAnsi"/>
-        </w:rPr>
-      </w:pPr>
-      <w:r>
-        <w:rPr>
-          <w:rFonts w:cs="Calibri" w:cstheme="minorHAnsi"/>
-        </w:rPr>
         <w:drawing>
           <wp:inline distT="0" distB="0" distL="0" distR="0">
-            <wp:extent cx="3802380" cy="3784600"/>
+            <wp:extent cx="3718560" cy="3701415"/>
             <wp:effectExtent l="0" t="0" r="0" b="0"/>
-            <wp:docPr id="5" name="Imagen5" descr=""/>
+            <wp:docPr id="6" name="Imagen5" descr=""/>
             <wp:cNvGraphicFramePr>
               <a:graphicFrameLocks xmlns:a="http://schemas.openxmlformats.org/drawingml/2006/main" noChangeAspect="1"/>
             </wp:cNvGraphicFramePr>
@@ -1024,13 +1080,13 @@
               <a:graphicData uri="http://schemas.openxmlformats.org/drawingml/2006/picture">
                 <pic:pic xmlns:pic="http://schemas.openxmlformats.org/drawingml/2006/picture">
                   <pic:nvPicPr>
-                    <pic:cNvPr id="5" name="Imagen5" descr=""/>
+                    <pic:cNvPr id="6" name="Imagen5" descr=""/>
                     <pic:cNvPicPr>
                       <a:picLocks noChangeAspect="1" noChangeArrowheads="1"/>
                     </pic:cNvPicPr>
                   </pic:nvPicPr>
                   <pic:blipFill>
-                    <a:blip r:embed="rId7"/>
+                    <a:blip r:embed="rId8"/>
                     <a:stretch>
                       <a:fillRect/>
                     </a:stretch>
@@ -1038,7 +1094,7 @@
                   <pic:spPr bwMode="auto">
                     <a:xfrm>
                       <a:off x="0" y="0"/>
-                      <a:ext cx="3802380" cy="3784600"/>
+                      <a:ext cx="3718560" cy="3701415"/>
                     </a:xfrm>
                     <a:prstGeom prst="rect">
                       <a:avLst/>
@@ -1066,10 +1122,7 @@
         </w:rPr>
       </w:pPr>
       <w:r>
-        <w:rPr>
-          <w:rFonts w:cs="Calibri" w:cstheme="minorHAnsi"/>
-        </w:rPr>
-        <w:t>Ventanas deslizantes</w:t>
+        <w:rPr/>
       </w:r>
     </w:p>
     <w:p>
@@ -1087,7 +1140,10 @@
         </w:rPr>
       </w:pPr>
       <w:r>
-        <w:rPr/>
+        <w:rPr>
+          <w:rFonts w:cs="Calibri" w:cstheme="minorHAnsi"/>
+        </w:rPr>
+        <w:t>Ventanas deslizantes</w:t>
       </w:r>
     </w:p>
     <w:p>
@@ -1105,7 +1161,9 @@
         </w:rPr>
       </w:pPr>
       <w:r>
-        <w:rPr/>
+        <w:rPr>
+          <w:rFonts w:cs="Calibri" w:cstheme="minorHAnsi"/>
+        </w:rPr>
       </w:r>
     </w:p>
     <w:p>
@@ -1126,11 +1184,30 @@
         <w:rPr>
           <w:rFonts w:cs="Calibri" w:cstheme="minorHAnsi"/>
         </w:rPr>
+        <w:t>Podemos ver como hay datos duplicados, ya cuando hemos introducido ciertos datos ambas ventanas estaban activas en ese minuto. Vemos que hay 3 ventanas en este ejemplo.</w:t>
+      </w:r>
+    </w:p>
+    <w:p>
+      <w:pPr>
+        <w:pStyle w:val="ListParagraph"/>
+        <w:tabs>
+          <w:tab w:val="clear" w:pos="708"/>
+          <w:tab w:val="left" w:pos="502" w:leader="none"/>
+        </w:tabs>
+        <w:spacing w:before="0" w:after="0"/>
+        <w:ind w:left="0" w:right="-30"/>
+        <w:contextualSpacing w:val="false"/>
+        <w:rPr>
+          <w:rFonts w:cs="Calibri" w:cstheme="minorHAnsi"/>
+        </w:rPr>
+      </w:pPr>
+      <w:r>
+        <w:rPr/>
         <w:drawing>
           <wp:inline distT="0" distB="0" distL="0" distR="0">
             <wp:extent cx="4269740" cy="2790825"/>
             <wp:effectExtent l="0" t="0" r="0" b="0"/>
-            <wp:docPr id="6" name="Imagen6" descr=""/>
+            <wp:docPr id="7" name="Imagen6" descr=""/>
             <wp:cNvGraphicFramePr>
               <a:graphicFrameLocks xmlns:a="http://schemas.openxmlformats.org/drawingml/2006/main" noChangeAspect="1"/>
             </wp:cNvGraphicFramePr>
@@ -1138,13 +1215,13 @@
               <a:graphicData uri="http://schemas.openxmlformats.org/drawingml/2006/picture">
                 <pic:pic xmlns:pic="http://schemas.openxmlformats.org/drawingml/2006/picture">
                   <pic:nvPicPr>
-                    <pic:cNvPr id="6" name="Imagen6" descr=""/>
+                    <pic:cNvPr id="7" name="Imagen6" descr=""/>
                     <pic:cNvPicPr>
                       <a:picLocks noChangeAspect="1" noChangeArrowheads="1"/>
                     </pic:cNvPicPr>
                   </pic:nvPicPr>
                   <pic:blipFill>
-                    <a:blip r:embed="rId8"/>
+                    <a:blip r:embed="rId9"/>
                     <a:stretch>
                       <a:fillRect/>
                     </a:stretch>
@@ -2669,6 +2746,116 @@
     </w:p>
     <w:p>
       <w:pPr>
+        <w:pStyle w:val="BodyText"/>
+        <w:ind w:right="-30"/>
+        <w:rPr>
+          <w:rFonts w:ascii="Calibri" w:hAnsi="Calibri" w:cs="Calibri" w:asciiTheme="minorHAnsi" w:cstheme="minorHAnsi" w:hAnsiTheme="minorHAnsi"/>
+          <w:sz w:val="24"/>
+          <w:szCs w:val="24"/>
+        </w:rPr>
+      </w:pPr>
+      <w:r>
+        <w:rPr>
+          <w:rFonts w:cs="Calibri" w:cstheme="minorHAnsi" w:ascii="Calibri" w:hAnsi="Calibri"/>
+          <w:sz w:val="24"/>
+          <w:szCs w:val="24"/>
+        </w:rPr>
+      </w:r>
+    </w:p>
+    <w:p>
+      <w:pPr>
+        <w:pStyle w:val="BodyText"/>
+        <w:ind w:right="-30"/>
+        <w:rPr>
+          <w:rFonts w:ascii="Calibri" w:hAnsi="Calibri" w:cs="Calibri" w:asciiTheme="minorHAnsi" w:cstheme="minorHAnsi" w:hAnsiTheme="minorHAnsi"/>
+          <w:sz w:val="24"/>
+          <w:szCs w:val="24"/>
+        </w:rPr>
+      </w:pPr>
+      <w:r>
+        <w:rPr>
+          <w:rFonts w:cs="Calibri" w:cstheme="minorHAnsi" w:ascii="Calibri" w:hAnsi="Calibri"/>
+          <w:sz w:val="24"/>
+          <w:szCs w:val="24"/>
+        </w:rPr>
+        <w:drawing>
+          <wp:inline distT="0" distB="0" distL="0" distR="0">
+            <wp:extent cx="6664960" cy="2092960"/>
+            <wp:effectExtent l="0" t="0" r="0" b="0"/>
+            <wp:docPr id="8" name="Imagen8" descr=""/>
+            <wp:cNvGraphicFramePr>
+              <a:graphicFrameLocks xmlns:a="http://schemas.openxmlformats.org/drawingml/2006/main" noChangeAspect="1"/>
+            </wp:cNvGraphicFramePr>
+            <a:graphic xmlns:a="http://schemas.openxmlformats.org/drawingml/2006/main">
+              <a:graphicData uri="http://schemas.openxmlformats.org/drawingml/2006/picture">
+                <pic:pic xmlns:pic="http://schemas.openxmlformats.org/drawingml/2006/picture">
+                  <pic:nvPicPr>
+                    <pic:cNvPr id="8" name="Imagen8" descr=""/>
+                    <pic:cNvPicPr>
+                      <a:picLocks noChangeAspect="1" noChangeArrowheads="1"/>
+                    </pic:cNvPicPr>
+                  </pic:nvPicPr>
+                  <pic:blipFill>
+                    <a:blip r:embed="rId10"/>
+                    <a:stretch>
+                      <a:fillRect/>
+                    </a:stretch>
+                  </pic:blipFill>
+                  <pic:spPr bwMode="auto">
+                    <a:xfrm>
+                      <a:off x="0" y="0"/>
+                      <a:ext cx="6664960" cy="2092960"/>
+                    </a:xfrm>
+                    <a:prstGeom prst="rect">
+                      <a:avLst/>
+                    </a:prstGeom>
+                  </pic:spPr>
+                </pic:pic>
+              </a:graphicData>
+            </a:graphic>
+          </wp:inline>
+        </w:drawing>
+      </w:r>
+    </w:p>
+    <w:p>
+      <w:pPr>
+        <w:pStyle w:val="BodyText"/>
+        <w:ind w:right="-30"/>
+        <w:rPr>
+          <w:rFonts w:ascii="Calibri" w:hAnsi="Calibri" w:cs="Calibri" w:asciiTheme="minorHAnsi" w:cstheme="minorHAnsi" w:hAnsiTheme="minorHAnsi"/>
+          <w:sz w:val="24"/>
+          <w:szCs w:val="24"/>
+        </w:rPr>
+      </w:pPr>
+      <w:r>
+        <w:rPr>
+          <w:rFonts w:cs="Calibri" w:cstheme="minorHAnsi" w:ascii="Calibri" w:hAnsi="Calibri"/>
+          <w:sz w:val="24"/>
+          <w:szCs w:val="24"/>
+        </w:rPr>
+      </w:r>
+    </w:p>
+    <w:p>
+      <w:pPr>
+        <w:pStyle w:val="BodyText"/>
+        <w:ind w:right="-30"/>
+        <w:rPr>
+          <w:rFonts w:ascii="Calibri" w:hAnsi="Calibri" w:cs="Calibri" w:asciiTheme="minorHAnsi" w:cstheme="minorHAnsi" w:hAnsiTheme="minorHAnsi"/>
+          <w:sz w:val="24"/>
+          <w:szCs w:val="24"/>
+        </w:rPr>
+      </w:pPr>
+      <w:r>
+        <w:rPr>
+          <w:rFonts w:cs="Calibri" w:cstheme="minorHAnsi" w:ascii="Calibri" w:hAnsi="Calibri"/>
+          <w:sz w:val="24"/>
+          <w:szCs w:val="24"/>
+        </w:rPr>
+        <w:t>No termina de procesar los datos.</w:t>
+      </w:r>
+    </w:p>
+    <w:p>
+      <w:pPr>
         <w:pStyle w:val="Normal"/>
         <w:ind w:right="-30"/>
         <w:rPr/>
@@ -2711,9 +2898,9 @@
       </w:r>
     </w:p>
     <w:sectPr>
-      <w:footerReference w:type="even" r:id="rId9"/>
-      <w:footerReference w:type="default" r:id="rId10"/>
-      <w:footerReference w:type="first" r:id="rId11"/>
+      <w:footerReference w:type="even" r:id="rId11"/>
+      <w:footerReference w:type="default" r:id="rId12"/>
+      <w:footerReference w:type="first" r:id="rId13"/>
       <w:type w:val="nextPage"/>
       <w:pgSz w:w="11906" w:h="16838"/>
       <w:pgMar w:left="720" w:right="720" w:gutter="0" w:header="0" w:top="720" w:footer="283" w:bottom="720"/>
@@ -2791,7 +2978,7 @@
         <w:bCs/>
         <w:color w:themeColor="accent1" w:val="92278F"/>
       </w:rPr>
-      <w:t>2</w:t>
+      <w:t>6</w:t>
     </w:r>
     <w:r>
       <w:rPr>
@@ -2856,7 +3043,7 @@
         <w:bCs/>
         <w:color w:themeColor="accent1" w:val="92278F"/>
       </w:rPr>
-      <w:t>2</w:t>
+      <w:t>6</w:t>
     </w:r>
     <w:r>
       <w:rPr>
